--- a/arb/docx/019.content.docx
+++ b/arb/docx/019.content.docx
@@ -7239,259 +7239,67 @@
           <w:cs/>
           <w:lang w:val="ar_AE" w:bidi="ar_AE"/>
         </w:rPr>
-        <w:t xml:space="preserve">تُستخدم الكلمة عادةً في الكتاب المقدس للإشارة إلى السَّخط، والغيظ، والحَنَق. في معظم الحالات، يُعتبر الغضب أمرًا خاطئًا. على سبيل المثال، يأمرُ </w:t>
-      </w:r>
-      <w:r>
-        <w:rPr>
-          <w:rtl/>
-          <w:cs/>
-          <w:lang w:val="ar_AE" w:bidi="ar_AE"/>
-        </w:rPr>
-        <w:t>مزمور ٣٧: ٨</w:t>
-      </w:r>
-      <w:r>
-        <w:rPr>
-          <w:rtl/>
-          <w:cs/>
-          <w:lang w:val="ar_AE" w:bidi="ar_AE"/>
-        </w:rPr>
-        <w:t>: "كُفَّ عَنِ الْغَضَبِ! وَاتْرُكِ السَّخَطَ!" لقد قارن يسوع الغضب بالقتل عندما قال: "إِنَّ كُلَّ مَنْ يَغْضَبُ عَلَى أَخِيهِ بَاطِلًا يَكُونُ مُسْتَوْجِبَ الْحُكْمِ." (</w:t>
-      </w:r>
-      <w:r>
-        <w:rPr>
-          <w:rtl/>
-          <w:cs/>
-          <w:lang w:val="ar_AE" w:bidi="ar_AE"/>
-        </w:rPr>
-        <w:t>متى ٥: ٢٢</w:t>
-      </w:r>
-      <w:r>
-        <w:rPr>
-          <w:rtl/>
-          <w:cs/>
-          <w:lang w:val="ar_AE" w:bidi="ar_AE"/>
-        </w:rPr>
-        <w:t xml:space="preserve">) — كما لو أن الشخص ارتكب بالفعل جريمة القتل التي شعر بها في قلبه الغاضب. </w:t>
-      </w:r>
-      <w:r>
-        <w:rPr>
-          <w:rtl/>
-          <w:cs/>
-          <w:lang w:val="ar_AE" w:bidi="ar_AE"/>
-        </w:rPr>
-        <w:t>يَرِد في كل من أفسس ٤: ٣١</w:t>
-      </w:r>
-      <w:r>
-        <w:rPr>
-          <w:rtl/>
-          <w:cs/>
-          <w:lang w:val="ar_AE" w:bidi="ar_AE"/>
-        </w:rPr>
-        <w:t xml:space="preserve"> </w:t>
-      </w:r>
-      <w:r>
-        <w:rPr>
-          <w:rtl/>
-          <w:cs/>
-          <w:lang w:val="ar_AE" w:bidi="ar_AE"/>
-        </w:rPr>
-        <w:t>وكولوسي ٣: ٨</w:t>
-      </w:r>
-      <w:r>
-        <w:rPr>
-          <w:rtl/>
-          <w:cs/>
-          <w:lang w:val="ar_AE" w:bidi="ar_AE"/>
-        </w:rPr>
-        <w:t xml:space="preserve"> ذِكر الغضب، إلى جانب المرارة، والسَخَط، والخُبث، والتجديف، باعتبارها سلوكيات يجب أن يتخلص المؤمنون منها مرة واحدة وإلى الأبد. في قائمته التي تتضمن مواصفات الأسقف أو القس في الكنيسة، قال الرسول بولس إن القائد المسيحي ينبغي ألا يكون عُرضة للغضب، أي أن من السهل استفزازه (</w:t>
-      </w:r>
-      <w:r>
-        <w:rPr>
-          <w:rtl/>
-          <w:cs/>
-          <w:lang w:val="ar_AE" w:bidi="ar_AE"/>
-        </w:rPr>
-        <w:t>تيطس ١: ٧</w:t>
-      </w:r>
-      <w:r>
-        <w:rPr>
-          <w:rtl/>
-          <w:cs/>
-          <w:lang w:val="ar_AE" w:bidi="ar_AE"/>
-        </w:rPr>
-        <w:t>).</w:t>
-      </w:r>
-    </w:p>
-    <w:p>
-      <w:pPr>
-        <w:bidi/>
-      </w:pPr>
-      <w:r>
-        <w:rPr>
-          <w:rtl/>
-          <w:cs/>
-          <w:lang w:val="ar_AE" w:bidi="ar_AE"/>
-        </w:rPr>
-      </w:r>
-      <w:r>
-        <w:rPr>
-          <w:rtl/>
-          <w:cs/>
-          <w:lang w:val="ar_AE" w:bidi="ar_AE"/>
-        </w:rPr>
-        <w:t>يُقر الكتاب المُقدَّس بأن البشر يغضبون؛ فهو لا يُدين الغضب في حد ذاته بل يُدين ما يحدث في الغالب نتيجةً له. لدى البشر عادة في ترك غضبهم يَتغلَّب عليهم، مما يجعلهم يُخطئون. لهذا السبب قال الرسول بولس: "اِغْضَبُوا وَلاَ تُخْطِئُوا" (</w:t>
-      </w:r>
-      <w:r>
-        <w:rPr>
-          <w:rtl/>
-          <w:cs/>
-          <w:lang w:val="ar_AE" w:bidi="ar_AE"/>
-        </w:rPr>
-        <w:t>أفسس ٤: ٢٦</w:t>
-      </w:r>
-      <w:r>
-        <w:rPr>
-          <w:rtl/>
-          <w:cs/>
-          <w:lang w:val="ar_AE" w:bidi="ar_AE"/>
-        </w:rPr>
-        <w:t xml:space="preserve">). كلما طال السماح للغضب بالاستمرار، كلما ازداد خطر أن يَكتسب الشخص صفات خاطئة، مُعطيًا الشيطان موطئ قدم (انظر </w:t>
-      </w:r>
-      <w:r>
-        <w:rPr>
-          <w:rtl/>
-          <w:cs/>
-          <w:lang w:val="ar_AE" w:bidi="ar_AE"/>
-        </w:rPr>
-        <w:t>أفسس ٤: ٢٧</w:t>
-      </w:r>
-      <w:r>
-        <w:rPr>
-          <w:rtl/>
-          <w:cs/>
-          <w:lang w:val="ar_AE" w:bidi="ar_AE"/>
-        </w:rPr>
-        <w:t>).</w:t>
-      </w:r>
-    </w:p>
-    <w:p>
-      <w:pPr>
-        <w:bidi/>
-      </w:pPr>
-      <w:r>
-        <w:rPr>
-          <w:rtl/>
-          <w:cs/>
-          <w:lang w:val="ar_AE" w:bidi="ar_AE"/>
-        </w:rPr>
-      </w:r>
-      <w:r>
-        <w:rPr>
-          <w:rtl/>
-          <w:cs/>
-          <w:lang w:val="ar_AE" w:bidi="ar_AE"/>
-        </w:rPr>
-        <w:t xml:space="preserve">يَتحدَّث الكتاب المقدس أيضًا عن الغضب من النوع الجيد. يُشير "الغضب البار" إلى الاستياء الشديد الذي يُصيب قلب مُقدَّس غير قادر على التسامح مع أي خطية من أي نوع. يَنطوي غضب الله على هذا العنصر: ينبغي أن يكون البشر صالحين، لكنهم يفعلون الخطايا — والله غاضبٌ "لأَنَّهُمْ تَرَكُوا عَهْدَ الرَّبِّ إِلهِ آبَائِهِمِ الَّذِي قَطَعَهُ مَعَهُمْ حِينَ أَخْرَجَهُمْ مِنْ أَرْضِ مِصْرَ، وَذَهَبُوا وَعَبَدُوا آلِهَةً أُخْرَى وَسَجَدُوا لَهَا. آلِهَةً لَمْ يَعْرِفُوهَا وَلاَ قُسِمَتْ لَهُمْ." (تثنية </w:t>
-      </w:r>
-      <w:r>
-        <w:rPr>
-          <w:rtl/>
-          <w:cs/>
-          <w:lang w:val="ar_AE" w:bidi="ar_AE"/>
-        </w:rPr>
-        <w:t>٢٩: ٢٥–٢٦</w:t>
-      </w:r>
-      <w:r>
-        <w:rPr>
-          <w:rtl/>
-          <w:cs/>
-          <w:lang w:val="ar_AE" w:bidi="ar_AE"/>
-        </w:rPr>
-        <w:t>). كان من ذلك المُنطلق أيضًا أن غضب موسى اشتعلَ على جبل سيناء ودفعه إلى تحطيم ألواح العهد على الأرض عندما رأى العجل الذهبي وعبادة إسرائيل الوثنيَّة (</w:t>
-      </w:r>
-      <w:r>
-        <w:rPr>
-          <w:rtl/>
-          <w:cs/>
-          <w:lang w:val="ar_AE" w:bidi="ar_AE"/>
-        </w:rPr>
-        <w:t>خروج ٣٢: ١٩</w:t>
-      </w:r>
-      <w:r>
-        <w:rPr>
-          <w:rtl/>
-          <w:cs/>
-          <w:lang w:val="ar_AE" w:bidi="ar_AE"/>
-        </w:rPr>
-        <w:t>).</w:t>
-      </w:r>
-    </w:p>
-    <w:p>
-      <w:pPr>
-        <w:bidi/>
-      </w:pPr>
-      <w:r>
-        <w:rPr>
-          <w:rtl/>
-          <w:cs/>
-          <w:lang w:val="ar_AE" w:bidi="ar_AE"/>
-        </w:rPr>
-      </w:r>
-      <w:r>
-        <w:rPr>
-          <w:rtl/>
-          <w:cs/>
-          <w:lang w:val="ar_AE" w:bidi="ar_AE"/>
-        </w:rPr>
-        <w:t xml:space="preserve">في العهد الجديد، يقول مرقس إن يسوع نظر بغضب إلى الفريسيين، الذين كانوا يأملون أن يُمسكوه وهو يُخالف شريعتهم (مرقس </w:t>
-      </w:r>
-      <w:r>
-        <w:rPr>
-          <w:rtl/>
-          <w:cs/>
-          <w:lang w:val="ar_AE" w:bidi="ar_AE"/>
-        </w:rPr>
-        <w:t>٣: ٥</w:t>
-      </w:r>
-      <w:r>
-        <w:rPr>
-          <w:rtl/>
-          <w:cs/>
-          <w:lang w:val="ar_AE" w:bidi="ar_AE"/>
-        </w:rPr>
-        <w:t>). كذلك ظهرَ غضب يسوع في تطهيره للهيكل (</w:t>
-      </w:r>
-      <w:r>
-        <w:rPr>
-          <w:rtl/>
-          <w:cs/>
-          <w:lang w:val="ar_AE" w:bidi="ar_AE"/>
-        </w:rPr>
-        <w:t>يوحنا ٢: ١٣–٢٢</w:t>
-      </w:r>
-      <w:r>
-        <w:rPr>
-          <w:rtl/>
-          <w:cs/>
-          <w:lang w:val="ar_AE" w:bidi="ar_AE"/>
-        </w:rPr>
-        <w:t>)؛ كان ينبغي أن يكون الهيكل مكانًا للصلاة ولكن كان يُستخدم كمكان للعمل. لذلك "دَخَلَ يَسُوعُ إِلَى هَيْكَلِ اللهِ وَأَخْرَجَ جَمِيعَ الَّذِينَ كَانُوا يَبِيعُونَ وَيَشْتَرُونَ فِي الْهَيْكَلِ، وَقَلَبَ مَوَائِدَ الصَّيَارِفَةِ وَكَرَاسِيَّ بَاعَةِ الْحَمَامِ (</w:t>
-      </w:r>
-      <w:r>
-        <w:rPr>
-          <w:rtl/>
-          <w:cs/>
-          <w:lang w:val="ar_AE" w:bidi="ar_AE"/>
-        </w:rPr>
-        <w:t>متى ٢١: ١٢</w:t>
-      </w:r>
-      <w:r>
-        <w:rPr>
-          <w:rtl/>
-          <w:cs/>
-          <w:lang w:val="ar_AE" w:bidi="ar_AE"/>
-        </w:rPr>
-        <w:t>). لم يكن سَخَطه المقدس ضعفًا أو خطية. يُعتبر ذلك الغضب تجاوبًا مناسبًا مع الجور والظُلم، خاصةً عندما يبدو أن تلك الأمور تَمُر بلا عقاب.</w:t>
+        <w:t>تُستخدم الكلمة عادةً في الكتاب المقدس للإشارة إلى السَّخط، والغيظ، والحَنَق. في معظم الحالات، يُعتبر الغضب أمرًا خاطئًا. على سبيل المثال، يأمرُ مزمور ٣٧: ٨: "كُفَّ عَنِ الْغَضَبِ! وَاتْرُكِ السَّخَطَ!" لقد قارن يسوع الغضب بالقتل عندما قال: "إِنَّ كُلَّ مَنْ يَغْضَبُ عَلَى أَخِيهِ بَاطِلًا يَكُونُ مُسْتَوْجِبَ الْحُكْمِ." (متى ٥: ٢٢) — كما لو أن الشخص ارتكب بالفعل جريمة القتل التي شعر بها في قلبه الغاضب. يَرِد في كل من أفسس ٤: ٣١ وكولوسي ٣: ٨ ذِكر الغضب، إلى جانب المرارة، والسَخَط، والخُبث، والتجديف، باعتبارها سلوكيات يجب أن يتخلص المؤمنون منها مرة واحدة وإلى الأبد. في قائمته التي تتضمن مواصفات الأسقف أو القس في الكنيسة، قال الرسول بولس إن القائد المسيحي ينبغي ألا يكون عُرضة للغضب، أي أن من السهل استفزازه (تيطس ١: ٧).</w:t>
+      </w:r>
+    </w:p>
+    <w:p>
+      <w:pPr>
+        <w:bidi/>
+      </w:pPr>
+      <w:r>
+        <w:rPr>
+          <w:rtl/>
+          <w:cs/>
+          <w:lang w:val="ar_AE" w:bidi="ar_AE"/>
+        </w:rPr>
+      </w:r>
+      <w:r>
+        <w:rPr>
+          <w:rtl/>
+          <w:cs/>
+          <w:lang w:val="ar_AE" w:bidi="ar_AE"/>
+        </w:rPr>
+        <w:t>يُقر الكتاب المُقدَّس بأن البشر يغضبون؛ فهو لا يُدين الغضب في حد ذاته بل يُدين ما يحدث في الغالب نتيجةً له. لدى البشر عادة في ترك غضبهم يَتغلَّب عليهم، مما يجعلهم يُخطئون. لهذا السبب قال الرسول بولس: "اِغْضَبُوا وَلاَ تُخْطِئُوا" (أفسس ٤: ٢٦). كلما طال السماح للغضب بالاستمرار، كلما ازداد خطر أن يَكتسب الشخص صفات خاطئة، مُعطيًا الشيطان موطئ قدم (انظر أفسس ٤: ٢٧).</w:t>
+      </w:r>
+    </w:p>
+    <w:p>
+      <w:pPr>
+        <w:bidi/>
+      </w:pPr>
+      <w:r>
+        <w:rPr>
+          <w:rtl/>
+          <w:cs/>
+          <w:lang w:val="ar_AE" w:bidi="ar_AE"/>
+        </w:rPr>
+      </w:r>
+      <w:r>
+        <w:rPr>
+          <w:rtl/>
+          <w:cs/>
+          <w:lang w:val="ar_AE" w:bidi="ar_AE"/>
+        </w:rPr>
+        <w:t>يَتحدَّث الكتاب المقدس أيضًا عن الغضب من النوع الجيد. يُشير "الغضب البار" إلى الاستياء الشديد الذي يُصيب قلب مُقدَّس غير قادر على التسامح مع أي خطية من أي نوع. يَنطوي غضب الله على هذا العنصر: ينبغي أن يكون البشر صالحين، لكنهم يفعلون الخطايا — والله غاضبٌ "لأَنَّهُمْ تَرَكُوا عَهْدَ الرَّبِّ إِلهِ آبَائِهِمِ الَّذِي قَطَعَهُ مَعَهُمْ حِينَ أَخْرَجَهُمْ مِنْ أَرْضِ مِصْرَ، وَذَهَبُوا وَعَبَدُوا آلِهَةً أُخْرَى وَسَجَدُوا لَهَا. آلِهَةً لَمْ يَعْرِفُوهَا وَلاَ قُسِمَتْ لَهُمْ." (تثنية ٢٩: ٢٥–٢٦). كان من ذلك المُنطلق أيضًا أن غضب موسى اشتعلَ على جبل سيناء ودفعه إلى تحطيم ألواح العهد على الأرض عندما رأى العجل الذهبي وعبادة إسرائيل الوثنيَّة (خروج ٣٢: ١٩).</w:t>
+      </w:r>
+    </w:p>
+    <w:p>
+      <w:pPr>
+        <w:bidi/>
+      </w:pPr>
+      <w:r>
+        <w:rPr>
+          <w:rtl/>
+          <w:cs/>
+          <w:lang w:val="ar_AE" w:bidi="ar_AE"/>
+        </w:rPr>
+      </w:r>
+      <w:r>
+        <w:rPr>
+          <w:rtl/>
+          <w:cs/>
+          <w:lang w:val="ar_AE" w:bidi="ar_AE"/>
+        </w:rPr>
+        <w:t>في العهد الجديد، يقول مرقس إن يسوع نظر بغضب إلى الفريسيين، الذين كانوا يأملون أن يُمسكوه وهو يُخالف شريعتهم (مرقس ٣: ٥). كذلك ظهرَ غضب يسوع في تطهيره للهيكل (يوحنا ٢: ١٣–٢٢)؛ كان ينبغي أن يكون الهيكل مكانًا للصلاة ولكن كان يُستخدم كمكان للعمل. لذلك "دَخَلَ يَسُوعُ إِلَى هَيْكَلِ اللهِ وَأَخْرَجَ جَمِيعَ الَّذِينَ كَانُوا يَبِيعُونَ وَيَشْتَرُونَ فِي الْهَيْكَلِ، وَقَلَبَ مَوَائِدَ الصَّيَارِفَةِ وَكَرَاسِيَّ بَاعَةِ الْحَمَامِ (متى ٢١: ١٢). لم يكن سَخَطه المقدس ضعفًا أو خطية. يُعتبر ذلك الغضب تجاوبًا مناسبًا مع الجور والظُلم، خاصةً عندما يبدو أن تلك الأمور تَمُر بلا عقاب.</w:t>
       </w:r>
       <w:r>
         <w:rPr>
@@ -13463,235 +13271,27 @@
           <w:cs/>
           <w:lang w:val="ar_AE" w:bidi="ar_AE"/>
         </w:rPr>
-        <w:t>هو لقب يُستخدم لوصف سمعان الآخر، وهو أحد الاثني عشر، لتمييزه عن سمعان بطرس (</w:t>
-      </w:r>
-      <w:r>
-        <w:rPr>
-          <w:rtl/>
-          <w:cs/>
-          <w:lang w:val="ar_AE" w:bidi="ar_AE"/>
-        </w:rPr>
-        <w:t>لوقا 6: 15</w:t>
-      </w:r>
-      <w:r>
-        <w:rPr>
-          <w:rtl/>
-          <w:cs/>
-          <w:lang w:val="ar_AE" w:bidi="ar_AE"/>
-        </w:rPr>
-        <w:t xml:space="preserve">؛ </w:t>
-      </w:r>
-      <w:r>
-        <w:rPr>
-          <w:rtl/>
-          <w:cs/>
-          <w:lang w:val="ar_AE" w:bidi="ar_AE"/>
-        </w:rPr>
-        <w:t>أعمال الرسل 1: 13</w:t>
-      </w:r>
-      <w:r>
-        <w:rPr>
-          <w:rtl/>
-          <w:cs/>
-          <w:lang w:val="ar_AE" w:bidi="ar_AE"/>
-        </w:rPr>
-        <w:t>). ويستخدم كل من متى (</w:t>
-      </w:r>
-      <w:r>
-        <w:rPr>
-          <w:rtl/>
-          <w:cs/>
-          <w:lang w:val="ar_AE" w:bidi="ar_AE"/>
-        </w:rPr>
-        <w:t>متى 10: 4</w:t>
-      </w:r>
-      <w:r>
-        <w:rPr>
-          <w:rtl/>
-          <w:cs/>
-          <w:lang w:val="ar_AE" w:bidi="ar_AE"/>
-        </w:rPr>
-        <w:t>) ومرقس (</w:t>
-      </w:r>
-      <w:r>
-        <w:rPr>
-          <w:rtl/>
-          <w:cs/>
-          <w:lang w:val="ar_AE" w:bidi="ar_AE"/>
-        </w:rPr>
-        <w:t>مرقس 3: 18</w:t>
-      </w:r>
-      <w:r>
-        <w:rPr>
-          <w:rtl/>
-          <w:cs/>
-          <w:lang w:val="ar_AE" w:bidi="ar_AE"/>
-        </w:rPr>
-        <w:t xml:space="preserve">) كلمة "القانويّ" وهي المقابل اليوناني والآرامي للتعبير "مدافع غيور، متحمّس، شخص متلهّف ليأخذ، متعصب" (وهي من جذر كلمة تعني "يشتعل بالحماس، أو الغيرة؛ أو يرغب بشغف "؛ </w:t>
-      </w:r>
-      <w:r>
-        <w:rPr>
-          <w:rtl/>
-          <w:cs/>
-          <w:lang w:val="ar_AE" w:bidi="ar_AE"/>
-        </w:rPr>
-        <w:t>خروج 34: 14</w:t>
-      </w:r>
-      <w:r>
-        <w:rPr>
-          <w:rtl/>
-          <w:cs/>
-          <w:lang w:val="ar_AE" w:bidi="ar_AE"/>
-        </w:rPr>
-        <w:t xml:space="preserve">؛ </w:t>
-      </w:r>
-      <w:r>
-        <w:rPr>
-          <w:rtl/>
-          <w:cs/>
-          <w:lang w:val="ar_AE" w:bidi="ar_AE"/>
-        </w:rPr>
-        <w:t>2 مك 4: 2</w:t>
-      </w:r>
-      <w:r>
-        <w:rPr>
-          <w:rtl/>
-          <w:cs/>
-          <w:lang w:val="ar_AE" w:bidi="ar_AE"/>
-        </w:rPr>
-        <w:t>). وبالمعنى العام للكلمة، فلقد أظهر المسيح غيرة من نحو بيت الله. وقد كان بعض الأشخاص "غيورين" لأجل المواهب الروحية، وللأعمال الصالحة، وللحُسني، وللناموس، كما كان بولس غيورًا لتقليد الآباء ولأجل الله (</w:t>
-      </w:r>
-      <w:r>
-        <w:rPr>
-          <w:rtl/>
-          <w:cs/>
-          <w:lang w:val="ar_AE" w:bidi="ar_AE"/>
-        </w:rPr>
-        <w:t>يوحنا 2: 17</w:t>
-      </w:r>
-      <w:r>
-        <w:rPr>
-          <w:rtl/>
-          <w:cs/>
-          <w:lang w:val="ar_AE" w:bidi="ar_AE"/>
-        </w:rPr>
-        <w:t xml:space="preserve">؛ </w:t>
-      </w:r>
-      <w:r>
-        <w:rPr>
-          <w:rtl/>
-          <w:cs/>
-          <w:lang w:val="ar_AE" w:bidi="ar_AE"/>
-        </w:rPr>
-        <w:t>أعمال الرسل 21: 20</w:t>
-      </w:r>
-      <w:r>
-        <w:rPr>
-          <w:rtl/>
-          <w:cs/>
-          <w:lang w:val="ar_AE" w:bidi="ar_AE"/>
-        </w:rPr>
-        <w:t xml:space="preserve">؛ </w:t>
-      </w:r>
-      <w:r>
-        <w:rPr>
-          <w:rtl/>
-          <w:cs/>
-          <w:lang w:val="ar_AE" w:bidi="ar_AE"/>
-        </w:rPr>
-        <w:t>22: 3</w:t>
-      </w:r>
-      <w:r>
-        <w:rPr>
-          <w:rtl/>
-          <w:cs/>
-          <w:lang w:val="ar_AE" w:bidi="ar_AE"/>
-        </w:rPr>
-        <w:t xml:space="preserve">؛ </w:t>
-      </w:r>
-      <w:r>
-        <w:rPr>
-          <w:rtl/>
-          <w:cs/>
-          <w:lang w:val="ar_AE" w:bidi="ar_AE"/>
-        </w:rPr>
-        <w:t>1 كورنثوس 14: 12</w:t>
-      </w:r>
-      <w:r>
-        <w:rPr>
-          <w:rtl/>
-          <w:cs/>
-          <w:lang w:val="ar_AE" w:bidi="ar_AE"/>
-        </w:rPr>
-        <w:t>؛</w:t>
-      </w:r>
-      <w:r>
-        <w:rPr>
-          <w:rtl/>
-          <w:cs/>
-          <w:lang w:val="ar_AE" w:bidi="ar_AE"/>
-        </w:rPr>
-        <w:t xml:space="preserve"> غلاطية 1: 14</w:t>
-      </w:r>
-      <w:r>
-        <w:rPr>
-          <w:rtl/>
-          <w:cs/>
-          <w:lang w:val="ar_AE" w:bidi="ar_AE"/>
-        </w:rPr>
-        <w:t xml:space="preserve">؛ </w:t>
-      </w:r>
-      <w:r>
-        <w:rPr>
-          <w:rtl/>
-          <w:cs/>
-          <w:lang w:val="ar_AE" w:bidi="ar_AE"/>
-        </w:rPr>
-        <w:t>تي 2: 14</w:t>
-      </w:r>
-      <w:r>
-        <w:rPr>
-          <w:rtl/>
-          <w:cs/>
-          <w:lang w:val="ar_AE" w:bidi="ar_AE"/>
-        </w:rPr>
-        <w:t>). وهكذا تم تمييز سمعان الغيور عن بطرس وعن الآخرين من خلال غيرته الدينية.</w:t>
-      </w:r>
-    </w:p>
-    <w:p>
-      <w:pPr>
-        <w:bidi/>
-      </w:pPr>
-      <w:r>
-        <w:rPr>
-          <w:rtl/>
-          <w:cs/>
-          <w:lang w:val="ar_AE" w:bidi="ar_AE"/>
-        </w:rPr>
-      </w:r>
-      <w:r>
-        <w:rPr>
-          <w:rtl/>
-          <w:cs/>
-          <w:lang w:val="ar_AE" w:bidi="ar_AE"/>
-        </w:rPr>
-        <w:t>وعندما كتب لوقا هذه التسمية، كان تعبير "الغيورين" قد أصبح مرتبطًا بشكل خاص بفصيل أو جماعة متشددة، ومعادية للرومان، ومتمردة، ولها دوافع دينية وسياسية على حد سواء. ومن المحتمل أن تكون هذه الجماعة قد تأسست في عام 6 بعد الميلاد، بعد مقتل هيرودس الكبير، علي يد كل من يهوذا الجليلي وصادوق الفريسي. وقد كانت هذه الحركة مُتأصلة في مقاومة المكابيين ضد الحكم والنفوذ الأجنبي (</w:t>
-      </w:r>
-      <w:r>
-        <w:rPr>
-          <w:rtl/>
-          <w:cs/>
-          <w:lang w:val="ar_AE" w:bidi="ar_AE"/>
-        </w:rPr>
-        <w:t>1 مك 2: 15–28</w:t>
-      </w:r>
-      <w:r>
-        <w:rPr>
-          <w:rtl/>
-          <w:cs/>
-          <w:lang w:val="ar_AE" w:bidi="ar_AE"/>
-        </w:rPr>
-        <w:t>). كما كانت مقاومة الغيورون للحكم الروماني مُتأصلة ومبنية على أساس غيرة شديدة للتوراة ولله باعتباره الملك الوحيد. وقد كان الشخص الغيور ينظر إلي نفسه باعتباره مُنفذ القضاء والفداء الإلهيين، والمُقاوم بقوة وشجاعة ضد عبادة الأوثان، وضد الارتداد عن عبادة الله، والتعاون مع الرومان. وقد أعتقد الغيورون أن المسيّا سيكون قائدهم.</w:t>
+        <w:t>هو لقب يُستخدم لوصف سمعان الآخر، وهو أحد الاثني عشر، لتمييزه عن سمعان بطرس (لوقا 6: 15؛ أعمال الرسل 1: 13). ويستخدم كل من متى (متى 10: 4) ومرقس (مرقس 3: 18) كلمة "القانويّ" وهي المقابل اليوناني والآرامي للتعبير "مدافع غيور، متحمّس، شخص متلهّف ليأخذ، متعصب" (وهي من جذر كلمة تعني "يشتعل بالحماس، أو الغيرة؛ أو يرغب بشغف "؛ خروج 34: 14؛ 2 مك 4: 2). وبالمعنى العام للكلمة، فلقد أظهر المسيح غيرة من نحو بيت الله. وقد كان بعض الأشخاص "غيورين" لأجل المواهب الروحية، وللأعمال الصالحة، وللحُسني، وللناموس، كما كان بولس غيورًا لتقليد الآباء ولأجل الله (يوحنا 2: 17؛ أعمال الرسل 21: 20؛ 22: 3؛ 1 كورنثوس 14: 12؛ غلاطية 1: 14؛ تي 2: 14). وهكذا تم تمييز سمعان الغيور عن بطرس وعن الآخرين من خلال غيرته الدينية.</w:t>
+      </w:r>
+    </w:p>
+    <w:p>
+      <w:pPr>
+        <w:bidi/>
+      </w:pPr>
+      <w:r>
+        <w:rPr>
+          <w:rtl/>
+          <w:cs/>
+          <w:lang w:val="ar_AE" w:bidi="ar_AE"/>
+        </w:rPr>
+      </w:r>
+      <w:r>
+        <w:rPr>
+          <w:rtl/>
+          <w:cs/>
+          <w:lang w:val="ar_AE" w:bidi="ar_AE"/>
+        </w:rPr>
+        <w:t>وعندما كتب لوقا هذه التسمية، كان تعبير "الغيورين" قد أصبح مرتبطًا بشكل خاص بفصيل أو جماعة متشددة، ومعادية للرومان، ومتمردة، ولها دوافع دينية وسياسية على حد سواء. ومن المحتمل أن تكون هذه الجماعة قد تأسست في عام 6 بعد الميلاد، بعد مقتل هيرودس الكبير، علي يد كل من يهوذا الجليلي وصادوق الفريسي. وقد كانت هذه الحركة مُتأصلة في مقاومة المكابيين ضد الحكم والنفوذ الأجنبي (1 مك 2: 15–28). كما كانت مقاومة الغيورون للحكم الروماني مُتأصلة ومبنية على أساس غيرة شديدة للتوراة ولله باعتباره الملك الوحيد. وقد كان الشخص الغيور ينظر إلي نفسه باعتباره مُنفذ القضاء والفداء الإلهيين، والمُقاوم بقوة وشجاعة ضد عبادة الأوثان، وضد الارتداد عن عبادة الله، والتعاون مع الرومان. وقد أعتقد الغيورون أن المسيّا سيكون قائدهم.</w:t>
       </w:r>
     </w:p>
     <w:p>
@@ -13782,55 +13382,7 @@
           <w:cs/>
           <w:lang w:val="ar_AE" w:bidi="ar_AE"/>
         </w:rPr>
-        <w:t>وربما كان سمعان عضوًا في هذه الحركة في مراحلها الأولى، حوالي عام 30 ميلادية. وهناك إحتمال ضعيف بأن يكون يهوذا الإسخريوطي وابني الرعد (</w:t>
-      </w:r>
-      <w:r>
-        <w:rPr>
-          <w:rtl/>
-          <w:cs/>
-          <w:lang w:val="ar_AE" w:bidi="ar_AE"/>
-        </w:rPr>
-        <w:t>مرقس 3: 17</w:t>
-      </w:r>
-      <w:r>
-        <w:rPr>
-          <w:rtl/>
-          <w:cs/>
-          <w:lang w:val="ar_AE" w:bidi="ar_AE"/>
-        </w:rPr>
-        <w:t>) من بين الغيورين. وقد كان يهوذا الجليلي (</w:t>
-      </w:r>
-      <w:r>
-        <w:rPr>
-          <w:rtl/>
-          <w:cs/>
-          <w:lang w:val="ar_AE" w:bidi="ar_AE"/>
-        </w:rPr>
-        <w:t>أعمال الرسل 5: 37–38</w:t>
-      </w:r>
-      <w:r>
-        <w:rPr>
-          <w:rtl/>
-          <w:cs/>
-          <w:lang w:val="ar_AE" w:bidi="ar_AE"/>
-        </w:rPr>
-        <w:t>)، وحتى بولس الرسول (</w:t>
-      </w:r>
-      <w:r>
-        <w:rPr>
-          <w:rtl/>
-          <w:cs/>
-          <w:lang w:val="ar_AE" w:bidi="ar_AE"/>
-        </w:rPr>
-        <w:t>21: 38</w:t>
-      </w:r>
-      <w:r>
-        <w:rPr>
-          <w:rtl/>
-          <w:cs/>
-          <w:lang w:val="ar_AE" w:bidi="ar_AE"/>
-        </w:rPr>
-        <w:t>)، يُعدّان من بين الغيورين.</w:t>
+        <w:t>وربما كان سمعان عضوًا في هذه الحركة في مراحلها الأولى، حوالي عام 30 ميلادية. وهناك إحتمال ضعيف بأن يكون يهوذا الإسخريوطي وابني الرعد (مرقس 3: 17) من بين الغيورين. وقد كان يهوذا الجليلي (أعمال الرسل 5: 37–38)، وحتى بولس الرسول (21: 38)، يُعدّان من بين الغيورين.</w:t>
       </w:r>
     </w:p>
     <w:p>
